--- a/Document/mtweb.docx
+++ b/Document/mtweb.docx
@@ -1069,7 +1069,7 @@
           <w:sz w:val="28"/>
           <w:szCs w:val="28"/>
         </w:rPr>
-        <w:t>Quản trị viên quản lý thông tin của người dùng</w:t>
+        <w:t>Quản trị viên xem danh sách người dùng đang hoạt động và cập nhật thông tin cơ bản</w:t>
       </w:r>
     </w:p>
     <w:p>
@@ -1091,7 +1091,7 @@
           <w:sz w:val="28"/>
           <w:szCs w:val="28"/>
         </w:rPr>
-        <w:t>Quản trị viên gửi mail nhắc nhở người dùng nếu họ không truy cập trong thời gian dài</w:t>
+        <w:t>Hệ thống tự động gửi mail nhắc nhở người dùng nếu họ không truy cập trong thời gian dài</w:t>
       </w:r>
     </w:p>
     <w:sectPr>
